--- a/document-merge-service/kt_bern/templatefiles/fr-rapport-officiel.docx
+++ b/document-merge-service/kt_bern/templatefiles/fr-rapport-officiel.docx
@@ -1,6 +1,6 @@
 
 <file path=word/document.xml><?xml version="1.0" encoding="utf-8"?>
-<w:document xmlns:wpc="http://schemas.microsoft.com/office/word/2010/wordprocessingCanvas" xmlns:cx="http://schemas.microsoft.com/office/drawing/2014/chartex" xmlns:cx1="http://schemas.microsoft.com/office/drawing/2015/9/8/chartex" xmlns:mc="http://schemas.openxmlformats.org/markup-compatibility/2006" xmlns:o="urn:schemas-microsoft-com:office:office" xmlns:r="http://schemas.openxmlformats.org/officeDocument/2006/relationships" xmlns:m="http://schemas.openxmlformats.org/officeDocument/2006/math" xmlns:v="urn:schemas-microsoft-com:vml" xmlns:wp14="http://schemas.microsoft.com/office/word/2010/wordprocessingDrawing" xmlns:wp="http://schemas.openxmlformats.org/drawingml/2006/wordprocessingDrawing" xmlns:w10="urn:schemas-microsoft-com:office:word" xmlns:w="http://schemas.openxmlformats.org/wordprocessingml/2006/main" xmlns:w14="http://schemas.microsoft.com/office/word/2010/wordml" xmlns:w15="http://schemas.microsoft.com/office/word/2012/wordml" xmlns:w16se="http://schemas.microsoft.com/office/word/2015/wordml/symex" xmlns:wpg="http://schemas.microsoft.com/office/word/2010/wordprocessingGroup" xmlns:wpi="http://schemas.microsoft.com/office/word/2010/wordprocessingInk" xmlns:wne="http://schemas.microsoft.com/office/word/2006/wordml" xmlns:wps="http://schemas.microsoft.com/office/word/2010/wordprocessingShape" mc:Ignorable="w14 w15 w16se wp14">
+<w:document xmlns:wpc="http://schemas.microsoft.com/office/word/2010/wordprocessingCanvas" xmlns:cx="http://schemas.microsoft.com/office/drawing/2014/chartex" xmlns:cx1="http://schemas.microsoft.com/office/drawing/2015/9/8/chartex" xmlns:cx2="http://schemas.microsoft.com/office/drawing/2015/10/21/chartex" xmlns:cx3="http://schemas.microsoft.com/office/drawing/2016/5/9/chartex" xmlns:cx4="http://schemas.microsoft.com/office/drawing/2016/5/10/chartex" xmlns:cx5="http://schemas.microsoft.com/office/drawing/2016/5/11/chartex" xmlns:cx6="http://schemas.microsoft.com/office/drawing/2016/5/12/chartex" xmlns:cx7="http://schemas.microsoft.com/office/drawing/2016/5/13/chartex" xmlns:cx8="http://schemas.microsoft.com/office/drawing/2016/5/14/chartex" xmlns:mc="http://schemas.openxmlformats.org/markup-compatibility/2006" xmlns:aink="http://schemas.microsoft.com/office/drawing/2016/ink" xmlns:am3d="http://schemas.microsoft.com/office/drawing/2017/model3d" xmlns:o="urn:schemas-microsoft-com:office:office" xmlns:oel="http://schemas.microsoft.com/office/2019/extlst" xmlns:r="http://schemas.openxmlformats.org/officeDocument/2006/relationships" xmlns:m="http://schemas.openxmlformats.org/officeDocument/2006/math" xmlns:v="urn:schemas-microsoft-com:vml" xmlns:wp14="http://schemas.microsoft.com/office/word/2010/wordprocessingDrawing" xmlns:wp="http://schemas.openxmlformats.org/drawingml/2006/wordprocessingDrawing" xmlns:w10="urn:schemas-microsoft-com:office:word" xmlns:w="http://schemas.openxmlformats.org/wordprocessingml/2006/main" xmlns:w14="http://schemas.microsoft.com/office/word/2010/wordml" xmlns:w15="http://schemas.microsoft.com/office/word/2012/wordml" xmlns:w16cex="http://schemas.microsoft.com/office/word/2018/wordml/cex" xmlns:w16cid="http://schemas.microsoft.com/office/word/2016/wordml/cid" xmlns:w16="http://schemas.microsoft.com/office/word/2018/wordml" xmlns:w16sdtdh="http://schemas.microsoft.com/office/word/2020/wordml/sdtdatahash" xmlns:w16se="http://schemas.microsoft.com/office/word/2015/wordml/symex" xmlns:wpg="http://schemas.microsoft.com/office/word/2010/wordprocessingGroup" xmlns:wpi="http://schemas.microsoft.com/office/word/2010/wordprocessingInk" xmlns:wne="http://schemas.microsoft.com/office/word/2006/wordml" xmlns:wps="http://schemas.microsoft.com/office/word/2010/wordprocessingShape" mc:Ignorable="w14 w15 w16se w16cid w16 w16cex w16sdtdh wp14">
   <w:body>
     <w:tbl>
       <w:tblPr>
@@ -365,7 +365,13 @@
         <w:rPr>
           <w:lang w:val="fr-CH"/>
         </w:rPr>
-        <w:t>Affaire de l’autorité directrice n°</w:t>
+        <w:t>A</w:t>
+      </w:r>
+      <w:r>
+        <w:rPr>
+          <w:lang w:val="fr-CH"/>
+        </w:rPr>
+        <w:t>ffaire de l’autorité directrice n°</w:t>
       </w:r>
       <w:r>
         <w:rPr>
@@ -1186,8 +1192,6 @@
           <w:lang w:val="fr-CH"/>
         </w:rPr>
       </w:pPr>
-      <w:bookmarkStart w:id="10" w:name="_GoBack"/>
-      <w:bookmarkEnd w:id="10"/>
       <w:r>
         <w:rPr>
           <w:b/>
@@ -1250,27 +1254,17 @@
       <w:pPr>
         <w:pStyle w:val="Textkrper"/>
       </w:pPr>
-      <w:proofErr w:type="gramStart"/>
       <w:r>
         <w:t>{{</w:t>
       </w:r>
-      <w:bookmarkStart w:id="11" w:name="__DdeLink__5031_2042050047"/>
-      <w:r>
-        <w:t xml:space="preserve"> CIRCULATION</w:t>
-      </w:r>
-      <w:proofErr w:type="gramEnd"/>
-      <w:r>
-        <w:t xml:space="preserve">_PREAVIS </w:t>
-      </w:r>
-      <w:r>
-        <w:t xml:space="preserve">| </w:t>
-      </w:r>
-      <w:proofErr w:type="spellStart"/>
-      <w:r>
-        <w:t>multiline</w:t>
-      </w:r>
-      <w:bookmarkEnd w:id="11"/>
-      <w:proofErr w:type="spellEnd"/>
+      <w:bookmarkStart w:id="10" w:name="__DdeLink__5031_2042050047"/>
+      <w:r>
+        <w:t xml:space="preserve"> CIRCULATION_PREAVIS </w:t>
+      </w:r>
+      <w:r>
+        <w:t>| multiline</w:t>
+      </w:r>
+      <w:bookmarkEnd w:id="10"/>
       <w:r>
         <w:t>}}</w:t>
       </w:r>
@@ -1420,15 +1414,7 @@
         <w:t>DISPOSITIONS_ANNEXES</w:t>
       </w:r>
       <w:r>
-        <w:t xml:space="preserve">| </w:t>
-      </w:r>
-      <w:proofErr w:type="spellStart"/>
-      <w:r>
-        <w:t>multiline</w:t>
-      </w:r>
-      <w:proofErr w:type="spellEnd"/>
-      <w:r>
-        <w:t>}}</w:t>
+        <w:t>| multiline}}</w:t>
       </w:r>
     </w:p>
     <w:p>
@@ -1531,21 +1517,7 @@
         <w:rPr>
           <w:lang w:val="fr-CH"/>
         </w:rPr>
-        <w:t xml:space="preserve">En vertu de l’ordonnance du 22 février 1995 fixant les émoluments de l’administration cantonale (annexe </w:t>
-      </w:r>
-      <w:proofErr w:type="gramStart"/>
-      <w:r>
-        <w:rPr>
-          <w:lang w:val="fr-CH"/>
-        </w:rPr>
-        <w:t xml:space="preserve">  )</w:t>
-      </w:r>
-      <w:proofErr w:type="gramEnd"/>
-      <w:r>
-        <w:rPr>
-          <w:lang w:val="fr-CH"/>
-        </w:rPr>
-        <w:t>, un émolument de    francs est perçu pour nos prestations.</w:t>
+        <w:t>En vertu de l’ordonnance du 22 février 1995 fixant les émoluments de l’administration cantonale (annexe   ), un émolument de    francs est perçu pour nos prestations.</w:t>
       </w:r>
     </w:p>
     <w:p>
@@ -1790,18 +1762,8 @@
           <w:szCs w:val="22"/>
           <w:lang w:val="fr-CH"/>
         </w:rPr>
-        <w:t>e la combinaison de touches</w:t>
-      </w:r>
-      <w:proofErr w:type="gramStart"/>
-      <w:r>
-        <w:rPr>
-          <w:rFonts w:cs="Arial"/>
-          <w:szCs w:val="22"/>
-          <w:lang w:val="fr-CH"/>
-        </w:rPr>
-        <w:t xml:space="preserve"> «ALT</w:t>
-      </w:r>
-      <w:proofErr w:type="gramEnd"/>
+        <w:t>e la combinaison de touches «ALT</w:t>
+      </w:r>
       <w:r>
         <w:rPr>
           <w:rFonts w:cs="Arial"/>
@@ -1996,21 +1958,7 @@
         <w:rPr>
           <w:lang w:val="fr-CH"/>
         </w:rPr>
-        <w:t xml:space="preserve"> le titre est soit</w:t>
-      </w:r>
-      <w:proofErr w:type="gramStart"/>
-      <w:r>
-        <w:rPr>
-          <w:lang w:val="fr-CH"/>
-        </w:rPr>
-        <w:t xml:space="preserve"> «rapport</w:t>
-      </w:r>
-      <w:proofErr w:type="gramEnd"/>
-      <w:r>
-        <w:rPr>
-          <w:lang w:val="fr-CH"/>
-        </w:rPr>
-        <w:t xml:space="preserve"> officiel», soit «rapport technique»</w:t>
+        <w:t xml:space="preserve"> le titre est soit «rapport officiel», soit «rapport technique»</w:t>
       </w:r>
       <w:r>
         <w:rPr>
@@ -2041,29 +1989,14 @@
         <w:rPr>
           <w:lang w:val="fr-CH"/>
         </w:rPr>
-        <w:t>Le titre</w:t>
-      </w:r>
-      <w:proofErr w:type="gramStart"/>
-      <w:r>
-        <w:rPr>
-          <w:lang w:val="fr-CH"/>
-        </w:rPr>
-        <w:t xml:space="preserve"> «</w:t>
-      </w:r>
-      <w:r>
-        <w:rPr>
-          <w:b/>
-          <w:lang w:val="fr-CH"/>
-        </w:rPr>
-        <w:t>rapport</w:t>
-      </w:r>
-      <w:proofErr w:type="gramEnd"/>
-      <w:r>
-        <w:rPr>
-          <w:b/>
-          <w:lang w:val="fr-CH"/>
-        </w:rPr>
-        <w:t xml:space="preserve"> officiel»</w:t>
+        <w:t>Le titre «</w:t>
+      </w:r>
+      <w:r>
+        <w:rPr>
+          <w:b/>
+          <w:lang w:val="fr-CH"/>
+        </w:rPr>
+        <w:t>rapport officiel»</w:t>
       </w:r>
       <w:r>
         <w:rPr>
@@ -2087,9 +2020,145 @@
         <w:rPr>
           <w:lang w:val="fr-CH"/>
         </w:rPr>
-        <w:t>Le titre</w:t>
-      </w:r>
-      <w:proofErr w:type="gramStart"/>
+        <w:t xml:space="preserve">Le titre </w:t>
+      </w:r>
+      <w:r>
+        <w:rPr>
+          <w:b/>
+          <w:lang w:val="fr-CH"/>
+        </w:rPr>
+        <w:t>«rapport technique»</w:t>
+      </w:r>
+      <w:r>
+        <w:rPr>
+          <w:lang w:val="fr-CH"/>
+        </w:rPr>
+        <w:t xml:space="preserve"> est utilisé dans tous les autres cas, lorsque le document ne tient pas lieu de décision, par exemple lorsque l'Office des forêts se prononce sur des questions relatives aux risques d'avalanches. Un rapport technique ne doit pas forcément contenir de proposition, mais l'avis spécialisé qu'il expose sera toujours motivé. </w:t>
+      </w:r>
+      <w:r>
+        <w:rPr>
+          <w:lang w:val="de-DE"/>
+        </w:rPr>
+        <w:t>__________________________________________________________________________</w:t>
+      </w:r>
+    </w:p>
+    <w:p>
+      <w:pPr>
+        <w:rPr>
+          <w:lang w:val="de-DE"/>
+        </w:rPr>
+      </w:pPr>
+    </w:p>
+    <w:p>
+      <w:pPr>
+        <w:spacing w:after="120"/>
+        <w:rPr>
+          <w:lang w:val="fr-CH"/>
+        </w:rPr>
+      </w:pPr>
+      <w:r>
+        <w:rPr>
+          <w:b/>
+          <w:lang w:val="fr-CH"/>
+        </w:rPr>
+        <w:t>Commune:</w:t>
+      </w:r>
+      <w:r>
+        <w:rPr>
+          <w:lang w:val="fr-CH"/>
+        </w:rPr>
+        <w:t xml:space="preserve"> aucune remarque.</w:t>
+      </w:r>
+    </w:p>
+    <w:p>
+      <w:pPr>
+        <w:spacing w:after="120"/>
+        <w:rPr>
+          <w:lang w:val="fr-CH"/>
+        </w:rPr>
+      </w:pPr>
+      <w:r>
+        <w:rPr>
+          <w:b/>
+          <w:lang w:val="fr-CH"/>
+        </w:rPr>
+        <w:t>Emplacement/adresse:</w:t>
+      </w:r>
+      <w:r>
+        <w:rPr>
+          <w:lang w:val="fr-CH"/>
+        </w:rPr>
+        <w:t xml:space="preserve"> emplacement du projet. S'il n'y a pas d'adresse à proprement parler (p. ex. pour un projet </w:t>
+      </w:r>
+      <w:r>
+        <w:rPr>
+          <w:lang w:val="fr-CH"/>
+        </w:rPr>
+        <w:t>de gravière</w:t>
+      </w:r>
+      <w:r>
+        <w:rPr>
+          <w:lang w:val="fr-CH"/>
+        </w:rPr>
+        <w:t>), il est possible d'indiquer le lieu-dit.</w:t>
+      </w:r>
+    </w:p>
+    <w:p>
+      <w:pPr>
+        <w:spacing w:after="120"/>
+        <w:rPr>
+          <w:lang w:val="fr-CH"/>
+        </w:rPr>
+      </w:pPr>
+      <w:r>
+        <w:rPr>
+          <w:b/>
+          <w:lang w:val="fr-CH"/>
+        </w:rPr>
+        <w:t>Requérant(s)/maître d'ouvrage:</w:t>
+      </w:r>
+      <w:r>
+        <w:rPr>
+          <w:lang w:val="fr-CH"/>
+        </w:rPr>
+        <w:t xml:space="preserve"> nom et adresse du maître d'ouvrage ou de son représentant, qui figurent sur la d</w:t>
+      </w:r>
+      <w:r>
+        <w:rPr>
+          <w:lang w:val="fr-CH"/>
+        </w:rPr>
+        <w:t xml:space="preserve">emande de permis de construire. </w:t>
+      </w:r>
+      <w:r>
+        <w:rPr>
+          <w:lang w:val="fr-CH"/>
+        </w:rPr>
+        <w:t>L'autorité de planification (</w:t>
+      </w:r>
+      <w:r>
+        <w:rPr>
+          <w:lang w:val="fr-CH"/>
+        </w:rPr>
+        <w:t>commune</w:t>
+      </w:r>
+      <w:r>
+        <w:rPr>
+          <w:lang w:val="fr-CH"/>
+        </w:rPr>
+        <w:t xml:space="preserve">) et les bureaux </w:t>
+      </w:r>
+      <w:r>
+        <w:rPr>
+          <w:lang w:val="fr-CH"/>
+        </w:rPr>
+        <w:t>d'aménagistes</w:t>
+      </w:r>
+      <w:r>
+        <w:rPr>
+          <w:lang w:val="fr-CH"/>
+        </w:rPr>
+        <w:t xml:space="preserve"> peuvent également être énumérés dans le cas de la planification</w:t>
+      </w:r>
       <w:r>
         <w:rPr>
           <w:lang w:val="fr-CH"/>
@@ -2098,38 +2167,16 @@
       </w:r>
       <w:r>
         <w:rPr>
-          <w:b/>
-          <w:lang w:val="fr-CH"/>
-        </w:rPr>
-        <w:t>«rapport</w:t>
-      </w:r>
-      <w:proofErr w:type="gramEnd"/>
-      <w:r>
-        <w:rPr>
-          <w:b/>
-          <w:lang w:val="fr-CH"/>
-        </w:rPr>
-        <w:t xml:space="preserve"> technique»</w:t>
-      </w:r>
-      <w:r>
-        <w:rPr>
-          <w:lang w:val="fr-CH"/>
-        </w:rPr>
-        <w:t xml:space="preserve"> est utilisé dans tous les autres cas, lorsque le document ne tient pas lieu de décision, par exemple lorsque l'Office des forêts se prononce sur des questions relatives aux risques d'avalanches. Un rapport technique ne doit pas forcément contenir de proposition, mais l'avis spécialisé qu'il expose sera toujours motivé. </w:t>
-      </w:r>
-      <w:r>
-        <w:rPr>
-          <w:lang w:val="de-DE"/>
-        </w:rPr>
-        <w:t>__________________________________________________________________________</w:t>
-      </w:r>
-    </w:p>
-    <w:p>
-      <w:pPr>
-        <w:rPr>
-          <w:lang w:val="de-DE"/>
-        </w:rPr>
-      </w:pPr>
+          <w:lang w:val="fr-CH"/>
+        </w:rPr>
+        <w:t>; de même, dans le cas de projets requérant une étude d'impact sur l'environnement, le nom de l'auteur de l'étud</w:t>
+      </w:r>
+      <w:r>
+        <w:rPr>
+          <w:lang w:val="fr-CH"/>
+        </w:rPr>
+        <w:t>e pourra figurer à cet endroit.</w:t>
+      </w:r>
     </w:p>
     <w:p>
       <w:pPr>
@@ -2143,13 +2190,61 @@
           <w:b/>
           <w:lang w:val="fr-CH"/>
         </w:rPr>
-        <w:t>Commune:</w:t>
-      </w:r>
-      <w:r>
-        <w:rPr>
-          <w:lang w:val="fr-CH"/>
-        </w:rPr>
-        <w:t xml:space="preserve"> aucune remarque.</w:t>
+        <w:t>N° de la parcelle/coordonnées:</w:t>
+      </w:r>
+      <w:r>
+        <w:rPr>
+          <w:lang w:val="fr-CH"/>
+        </w:rPr>
+        <w:t xml:space="preserve"> </w:t>
+      </w:r>
+      <w:r>
+        <w:rPr>
+          <w:lang w:val="fr-CH"/>
+        </w:rPr>
+        <w:t>d</w:t>
+      </w:r>
+      <w:r>
+        <w:rPr>
+          <w:lang w:val="fr-CH"/>
+        </w:rPr>
+        <w:t xml:space="preserve">ans la zone </w:t>
+      </w:r>
+      <w:r>
+        <w:rPr>
+          <w:lang w:val="fr-CH"/>
+        </w:rPr>
+        <w:t>constructible</w:t>
+      </w:r>
+      <w:r>
+        <w:rPr>
+          <w:lang w:val="fr-CH"/>
+        </w:rPr>
+        <w:t>, les numéros de parcelle indiquent le mieux l'emplacement d'un projet.</w:t>
+      </w:r>
+      <w:r>
+        <w:rPr>
+          <w:lang w:val="fr-CH"/>
+        </w:rPr>
+        <w:t xml:space="preserve"> </w:t>
+      </w:r>
+      <w:r>
+        <w:rPr>
+          <w:lang w:val="fr-CH"/>
+        </w:rPr>
+        <w:t xml:space="preserve">En dehors </w:t>
+      </w:r>
+      <w:r>
+        <w:rPr>
+          <w:lang w:val="fr-CH"/>
+        </w:rPr>
+        <w:t>de la zone à bâtir</w:t>
+      </w:r>
+      <w:r>
+        <w:rPr>
+          <w:lang w:val="fr-CH"/>
+        </w:rPr>
+        <w:t xml:space="preserve"> surtout, les coordonnées peuvent faciliter la localisation de l'emplacement. En cas de besoin, il est donc possible de faire figurer les coordonnées ou d'autres précisions relatives à l'emplacement qui peuvent revêtir de l'importance pour les services concernés.</w:t>
       </w:r>
     </w:p>
     <w:p>
@@ -2164,183 +2259,6 @@
           <w:b/>
           <w:lang w:val="fr-CH"/>
         </w:rPr>
-        <w:t>Emplacement/adresse:</w:t>
-      </w:r>
-      <w:r>
-        <w:rPr>
-          <w:lang w:val="fr-CH"/>
-        </w:rPr>
-        <w:t xml:space="preserve"> emplacement du projet. S'il n'y a pas d'adresse à proprement parler (p. ex. pour un projet </w:t>
-      </w:r>
-      <w:r>
-        <w:rPr>
-          <w:lang w:val="fr-CH"/>
-        </w:rPr>
-        <w:t>de gravière</w:t>
-      </w:r>
-      <w:r>
-        <w:rPr>
-          <w:lang w:val="fr-CH"/>
-        </w:rPr>
-        <w:t>), il est possible d'indiquer le lieu-dit.</w:t>
-      </w:r>
-    </w:p>
-    <w:p>
-      <w:pPr>
-        <w:spacing w:after="120"/>
-        <w:rPr>
-          <w:lang w:val="fr-CH"/>
-        </w:rPr>
-      </w:pPr>
-      <w:r>
-        <w:rPr>
-          <w:b/>
-          <w:lang w:val="fr-CH"/>
-        </w:rPr>
-        <w:t>Requérant(s)/maître d'ouvrage:</w:t>
-      </w:r>
-      <w:r>
-        <w:rPr>
-          <w:lang w:val="fr-CH"/>
-        </w:rPr>
-        <w:t xml:space="preserve"> nom et adresse du maître d'ouvrage ou de son représentant, qui figurent sur la d</w:t>
-      </w:r>
-      <w:r>
-        <w:rPr>
-          <w:lang w:val="fr-CH"/>
-        </w:rPr>
-        <w:t xml:space="preserve">emande de permis de construire. </w:t>
-      </w:r>
-      <w:r>
-        <w:rPr>
-          <w:lang w:val="fr-CH"/>
-        </w:rPr>
-        <w:t>L'autorité de planification (</w:t>
-      </w:r>
-      <w:r>
-        <w:rPr>
-          <w:lang w:val="fr-CH"/>
-        </w:rPr>
-        <w:t>commune</w:t>
-      </w:r>
-      <w:r>
-        <w:rPr>
-          <w:lang w:val="fr-CH"/>
-        </w:rPr>
-        <w:t xml:space="preserve">) et les bureaux </w:t>
-      </w:r>
-      <w:r>
-        <w:rPr>
-          <w:lang w:val="fr-CH"/>
-        </w:rPr>
-        <w:t>d'aménagistes</w:t>
-      </w:r>
-      <w:r>
-        <w:rPr>
-          <w:lang w:val="fr-CH"/>
-        </w:rPr>
-        <w:t xml:space="preserve"> peuvent également être énumérés dans le cas de la planification</w:t>
-      </w:r>
-      <w:r>
-        <w:rPr>
-          <w:lang w:val="fr-CH"/>
-        </w:rPr>
-        <w:t xml:space="preserve"> </w:t>
-      </w:r>
-      <w:r>
-        <w:rPr>
-          <w:lang w:val="fr-CH"/>
-        </w:rPr>
-        <w:t>; de même, dans le cas de projets requérant une étude d'impact sur l'environnement, le nom de l'auteur de l'étud</w:t>
-      </w:r>
-      <w:r>
-        <w:rPr>
-          <w:lang w:val="fr-CH"/>
-        </w:rPr>
-        <w:t>e pourra figurer à cet endroit.</w:t>
-      </w:r>
-    </w:p>
-    <w:p>
-      <w:pPr>
-        <w:spacing w:after="120"/>
-        <w:rPr>
-          <w:lang w:val="fr-CH"/>
-        </w:rPr>
-      </w:pPr>
-      <w:r>
-        <w:rPr>
-          <w:b/>
-          <w:lang w:val="fr-CH"/>
-        </w:rPr>
-        <w:t>N° de la parcelle/coordonnées:</w:t>
-      </w:r>
-      <w:r>
-        <w:rPr>
-          <w:lang w:val="fr-CH"/>
-        </w:rPr>
-        <w:t xml:space="preserve"> </w:t>
-      </w:r>
-      <w:r>
-        <w:rPr>
-          <w:lang w:val="fr-CH"/>
-        </w:rPr>
-        <w:t>d</w:t>
-      </w:r>
-      <w:r>
-        <w:rPr>
-          <w:lang w:val="fr-CH"/>
-        </w:rPr>
-        <w:t xml:space="preserve">ans la zone </w:t>
-      </w:r>
-      <w:r>
-        <w:rPr>
-          <w:lang w:val="fr-CH"/>
-        </w:rPr>
-        <w:t>constructible</w:t>
-      </w:r>
-      <w:r>
-        <w:rPr>
-          <w:lang w:val="fr-CH"/>
-        </w:rPr>
-        <w:t>, les numéros de parcelle indiquent le mieux l'emplacement d'un projet.</w:t>
-      </w:r>
-      <w:r>
-        <w:rPr>
-          <w:lang w:val="fr-CH"/>
-        </w:rPr>
-        <w:t xml:space="preserve"> </w:t>
-      </w:r>
-      <w:r>
-        <w:rPr>
-          <w:lang w:val="fr-CH"/>
-        </w:rPr>
-        <w:t xml:space="preserve">En dehors </w:t>
-      </w:r>
-      <w:r>
-        <w:rPr>
-          <w:lang w:val="fr-CH"/>
-        </w:rPr>
-        <w:t>de la zone à bâtir</w:t>
-      </w:r>
-      <w:r>
-        <w:rPr>
-          <w:lang w:val="fr-CH"/>
-        </w:rPr>
-        <w:t xml:space="preserve"> surtout, les coordonnées peuvent faciliter la localisation de l'emplacement. En cas de besoin, il est donc possible de faire figurer les coordonnées ou d'autres précisions relatives à l'emplacement qui peuvent revêtir de l'importance pour les services concernés.</w:t>
-      </w:r>
-    </w:p>
-    <w:p>
-      <w:pPr>
-        <w:spacing w:after="120"/>
-        <w:rPr>
-          <w:lang w:val="fr-CH"/>
-        </w:rPr>
-      </w:pPr>
-      <w:r>
-        <w:rPr>
-          <w:b/>
-          <w:lang w:val="fr-CH"/>
-        </w:rPr>
         <w:t>Projet / plans du:</w:t>
       </w:r>
       <w:r>
@@ -2365,27 +2283,13 @@
         <w:rPr>
           <w:lang w:val="fr-CH"/>
         </w:rPr>
-        <w:t>jet de la demande, par exemple</w:t>
-      </w:r>
-      <w:proofErr w:type="gramStart"/>
-      <w:r>
-        <w:rPr>
-          <w:lang w:val="fr-CH"/>
-        </w:rPr>
-        <w:t xml:space="preserve"> «</w:t>
-      </w:r>
-      <w:r>
-        <w:rPr>
-          <w:lang w:val="fr-CH"/>
-        </w:rPr>
-        <w:t>deux</w:t>
-      </w:r>
-      <w:proofErr w:type="gramEnd"/>
-      <w:r>
-        <w:rPr>
-          <w:lang w:val="fr-CH"/>
-        </w:rPr>
-        <w:t xml:space="preserve"> </w:t>
+        <w:t>jet de la demande, par exemple «</w:t>
+      </w:r>
+      <w:r>
+        <w:rPr>
+          <w:lang w:val="fr-CH"/>
+        </w:rPr>
+        <w:t xml:space="preserve">deux </w:t>
       </w:r>
       <w:r>
         <w:rPr>
@@ -2483,27 +2387,13 @@
         <w:rPr>
           <w:lang w:val="fr-CH"/>
         </w:rPr>
-        <w:t xml:space="preserve"> rapport officiel, par exemple</w:t>
-      </w:r>
-      <w:proofErr w:type="gramStart"/>
-      <w:r>
-        <w:rPr>
-          <w:lang w:val="fr-CH"/>
-        </w:rPr>
-        <w:t xml:space="preserve"> «</w:t>
-      </w:r>
-      <w:r>
-        <w:rPr>
-          <w:lang w:val="fr-CH"/>
-        </w:rPr>
-        <w:t>autorisation</w:t>
-      </w:r>
-      <w:proofErr w:type="gramEnd"/>
-      <w:r>
-        <w:rPr>
-          <w:lang w:val="fr-CH"/>
-        </w:rPr>
-        <w:t xml:space="preserve"> de défrichement au sens de l'article 5, alinéa 2 de la loi fédérale sur les forêts (LFo) pour 4500 m</w:t>
+        <w:t xml:space="preserve"> rapport officiel, par exemple «</w:t>
+      </w:r>
+      <w:r>
+        <w:rPr>
+          <w:lang w:val="fr-CH"/>
+        </w:rPr>
+        <w:t>autorisation de défrichement au sens de l'article 5, alinéa 2 de la loi fédérale sur les forêts (LFo) pour 4500 m</w:t>
       </w:r>
       <w:r>
         <w:rPr>
@@ -2710,21 +2600,7 @@
         <w:rPr>
           <w:lang w:val="fr-CH"/>
         </w:rPr>
-        <w:t>té directrice et énumérés sous</w:t>
-      </w:r>
-      <w:proofErr w:type="gramStart"/>
-      <w:r>
-        <w:rPr>
-          <w:lang w:val="fr-CH"/>
-        </w:rPr>
-        <w:t xml:space="preserve"> «projet</w:t>
-      </w:r>
-      <w:proofErr w:type="gramEnd"/>
-      <w:r>
-        <w:rPr>
-          <w:lang w:val="fr-CH"/>
-        </w:rPr>
-        <w:t>/plans du»</w:t>
+        <w:t>té directrice et énumérés sous «projet/plans du»</w:t>
       </w:r>
       <w:r>
         <w:rPr>
@@ -2917,27 +2793,13 @@
         <w:rPr>
           <w:lang w:val="fr-CH"/>
         </w:rPr>
-        <w:t>ition est libellée comme suit:</w:t>
-      </w:r>
-      <w:proofErr w:type="gramStart"/>
-      <w:r>
-        <w:rPr>
-          <w:lang w:val="fr-CH"/>
-        </w:rPr>
-        <w:t xml:space="preserve"> «</w:t>
-      </w:r>
-      <w:r>
-        <w:rPr>
-          <w:lang w:val="fr-CH"/>
-        </w:rPr>
-        <w:t>L’autorisation</w:t>
-      </w:r>
-      <w:proofErr w:type="gramEnd"/>
-      <w:r>
-        <w:rPr>
-          <w:lang w:val="fr-CH"/>
-        </w:rPr>
-        <w:t xml:space="preserve"> xy dema</w:t>
+        <w:t>ition est libellée comme suit: «</w:t>
+      </w:r>
+      <w:r>
+        <w:rPr>
+          <w:lang w:val="fr-CH"/>
+        </w:rPr>
+        <w:t>L’autorisation xy dema</w:t>
       </w:r>
       <w:r>
         <w:rPr>
@@ -3096,7 +2958,6 @@
           <w:lang w:val="fr-CH"/>
         </w:rPr>
       </w:pPr>
-      <w:proofErr w:type="gramStart"/>
       <w:r>
         <w:rPr>
           <w:i/>
@@ -3109,15 +2970,7 @@
           <w:i/>
           <w:lang w:val="fr-CH"/>
         </w:rPr>
-        <w:t>Il</w:t>
-      </w:r>
-      <w:proofErr w:type="gramEnd"/>
-      <w:r>
-        <w:rPr>
-          <w:i/>
-          <w:lang w:val="fr-CH"/>
-        </w:rPr>
-        <w:t xml:space="preserve"> ne pourra être fait usage du permis de construire une maison individuelle que lorsque l'agrandissement de la rue XY sera achevé.</w:t>
+        <w:t>Il ne pourra être fait usage du permis de construire une maison individuelle que lorsque l'agrandissement de la rue XY sera achevé.</w:t>
       </w:r>
       <w:r>
         <w:rPr>
@@ -3136,7 +2989,6 @@
           <w:lang w:val="fr-CH"/>
         </w:rPr>
       </w:pPr>
-      <w:proofErr w:type="gramStart"/>
       <w:r>
         <w:rPr>
           <w:i/>
@@ -3149,15 +3001,7 @@
           <w:i/>
           <w:lang w:val="fr-CH"/>
         </w:rPr>
-        <w:t>Le</w:t>
-      </w:r>
-      <w:proofErr w:type="gramEnd"/>
-      <w:r>
-        <w:rPr>
-          <w:i/>
-          <w:lang w:val="fr-CH"/>
-        </w:rPr>
-        <w:t xml:space="preserve"> restaurant ne pourra ouvrir ses portes que lorsqu'une autorisation d'exploiter au sens de l'article 6 de la loi sur l'hôtellerie et la restauration</w:t>
+        <w:t>Le restaurant ne pourra ouvrir ses portes que lorsqu'une autorisation d'exploiter au sens de l'article 6 de la loi sur l'hôtellerie et la restauration</w:t>
       </w:r>
       <w:r>
         <w:rPr>
@@ -3233,30 +3077,14 @@
           <w:i/>
           <w:lang w:val="fr-CH"/>
         </w:rPr>
-        <w:t>Exemple:</w:t>
-      </w:r>
-      <w:proofErr w:type="gramStart"/>
-      <w:r>
-        <w:rPr>
-          <w:i/>
-          <w:lang w:val="fr-CH"/>
-        </w:rPr>
-        <w:t xml:space="preserve"> «</w:t>
-      </w:r>
-      <w:r>
-        <w:rPr>
-          <w:i/>
-          <w:lang w:val="fr-CH"/>
-        </w:rPr>
-        <w:t>L'autorisation</w:t>
-      </w:r>
-      <w:proofErr w:type="gramEnd"/>
-      <w:r>
-        <w:rPr>
-          <w:i/>
-          <w:lang w:val="fr-CH"/>
-        </w:rPr>
-        <w:t xml:space="preserve"> de l'activité accessoire (pension pour chevaux) au sens de l'article 24b LAT devient caduque si l'explo</w:t>
+        <w:t>Exemple: «</w:t>
+      </w:r>
+      <w:r>
+        <w:rPr>
+          <w:i/>
+          <w:lang w:val="fr-CH"/>
+        </w:rPr>
+        <w:t>L'autorisation de l'activité accessoire (pension pour chevaux) au sens de l'article 24b LAT devient caduque si l'explo</w:t>
       </w:r>
       <w:r>
         <w:rPr>
@@ -3346,25 +3174,7 @@
           <w:i/>
           <w:lang w:val="fr-CH"/>
         </w:rPr>
-        <w:t>Exemple: constructions expressément autorisées à titre provisoire, éventuellement par le biais d'une dérogation. L'une des formulations possibles est</w:t>
-      </w:r>
-      <w:proofErr w:type="gramStart"/>
-      <w:r>
-        <w:rPr>
-          <w:rFonts w:cs="Arial"/>
-          <w:i/>
-          <w:lang w:val="fr-CH"/>
-        </w:rPr>
-        <w:t xml:space="preserve"> «l'autorisation</w:t>
-      </w:r>
-      <w:proofErr w:type="gramEnd"/>
-      <w:r>
-        <w:rPr>
-          <w:rFonts w:cs="Arial"/>
-          <w:i/>
-          <w:lang w:val="fr-CH"/>
-        </w:rPr>
-        <w:t xml:space="preserve"> globale devient caduque cinq ans après son entrée en force».</w:t>
+        <w:t>Exemple: constructions expressément autorisées à titre provisoire, éventuellement par le biais d'une dérogation. L'une des formulations possibles est «l'autorisation globale devient caduque cinq ans après son entrée en force».</w:t>
       </w:r>
     </w:p>
     <w:p>
@@ -3553,23 +3363,13 @@
           <w:lang w:val="fr-CH"/>
         </w:rPr>
       </w:pPr>
-      <w:proofErr w:type="gramStart"/>
       <w:r>
         <w:rPr>
           <w:rFonts w:cs="Arial"/>
           <w:i/>
           <w:lang w:val="fr-CH"/>
         </w:rPr>
-        <w:t>«La</w:t>
-      </w:r>
-      <w:proofErr w:type="gramEnd"/>
-      <w:r>
-        <w:rPr>
-          <w:rFonts w:cs="Arial"/>
-          <w:i/>
-          <w:lang w:val="fr-CH"/>
-        </w:rPr>
-        <w:t xml:space="preserve"> cheminée doit dépasser le faîte de 50 cm.»</w:t>
+        <w:t>«La cheminée doit dépasser le faîte de 50 cm.»</w:t>
       </w:r>
     </w:p>
     <w:p>
@@ -3582,23 +3382,13 @@
           <w:lang w:val="fr-CH"/>
         </w:rPr>
       </w:pPr>
-      <w:proofErr w:type="gramStart"/>
       <w:r>
         <w:rPr>
           <w:rFonts w:cs="Arial"/>
           <w:i/>
           <w:lang w:val="fr-CH"/>
         </w:rPr>
-        <w:t>«Il</w:t>
-      </w:r>
-      <w:proofErr w:type="gramEnd"/>
-      <w:r>
-        <w:rPr>
-          <w:rFonts w:cs="Arial"/>
-          <w:i/>
-          <w:lang w:val="fr-CH"/>
-        </w:rPr>
-        <w:t xml:space="preserve"> convient d'utiliser, pour la</w:t>
+        <w:t>«Il convient d'utiliser, pour la</w:t>
       </w:r>
       <w:r>
         <w:rPr>
@@ -3683,7 +3473,6 @@
           <w:lang w:val="fr-CH"/>
         </w:rPr>
       </w:pPr>
-      <w:proofErr w:type="gramStart"/>
       <w:r>
         <w:rPr>
           <w:rFonts w:eastAsia="Arial" w:cs="Arial"/>
@@ -3698,16 +3487,7 @@
           <w:i/>
           <w:lang w:val="fr-CH"/>
         </w:rPr>
-        <w:t>Les</w:t>
-      </w:r>
-      <w:proofErr w:type="gramEnd"/>
-      <w:r>
-        <w:rPr>
-          <w:rFonts w:eastAsia="Arial" w:cs="Arial"/>
-          <w:i/>
-          <w:lang w:val="fr-CH"/>
-        </w:rPr>
-        <w:t xml:space="preserve"> travaux de réparation de machines ou de véhicules ne son</w:t>
+        <w:t>Les travaux de réparation de machines ou de véhicules ne son</w:t>
       </w:r>
       <w:r>
         <w:rPr>
@@ -3728,7 +3508,6 @@
           <w:lang w:val="fr-CH"/>
         </w:rPr>
       </w:pPr>
-      <w:proofErr w:type="gramStart"/>
       <w:r>
         <w:rPr>
           <w:rFonts w:eastAsia="Arial" w:cs="Arial"/>
@@ -3743,16 +3522,7 @@
           <w:i/>
           <w:lang w:val="fr-CH"/>
         </w:rPr>
-        <w:t>L'espace</w:t>
-      </w:r>
-      <w:proofErr w:type="gramEnd"/>
-      <w:r>
-        <w:rPr>
-          <w:rFonts w:eastAsia="Arial" w:cs="Arial"/>
-          <w:i/>
-          <w:lang w:val="fr-CH"/>
-        </w:rPr>
-        <w:t xml:space="preserve"> désigné comme "galetas</w:t>
+        <w:t>L'espace désigné comme "galetas</w:t>
       </w:r>
       <w:r>
         <w:rPr>
@@ -3789,7 +3559,6 @@
           <w:lang w:val="fr-CH"/>
         </w:rPr>
       </w:pPr>
-      <w:proofErr w:type="gramStart"/>
       <w:r>
         <w:rPr>
           <w:rFonts w:eastAsia="Arial" w:cs="Arial"/>
@@ -3804,16 +3573,7 @@
           <w:i/>
           <w:lang w:val="fr-CH"/>
         </w:rPr>
-        <w:t>Le</w:t>
-      </w:r>
-      <w:proofErr w:type="gramEnd"/>
-      <w:r>
-        <w:rPr>
-          <w:rFonts w:eastAsia="Arial" w:cs="Arial"/>
-          <w:i/>
-          <w:lang w:val="fr-CH"/>
-        </w:rPr>
-        <w:t xml:space="preserve"> volume de la musique diffusée dans le bar</w:t>
+        <w:t>Le volume de la musique diffusée dans le bar</w:t>
       </w:r>
       <w:r>
         <w:rPr>
@@ -3923,21 +3683,7 @@
         <w:rPr>
           <w:lang w:val="fr-CH"/>
         </w:rPr>
-        <w:t xml:space="preserve"> et énoncer le</w:t>
-      </w:r>
-      <w:proofErr w:type="gramStart"/>
-      <w:r>
-        <w:rPr>
-          <w:lang w:val="fr-CH"/>
-        </w:rPr>
-        <w:t xml:space="preserve"> «mandat</w:t>
-      </w:r>
-      <w:proofErr w:type="gramEnd"/>
-      <w:r>
-        <w:rPr>
-          <w:lang w:val="fr-CH"/>
-        </w:rPr>
-        <w:t>»</w:t>
+        <w:t xml:space="preserve"> et énoncer le «mandat»</w:t>
       </w:r>
       <w:r>
         <w:rPr>
@@ -3963,21 +3709,7 @@
         <w:rPr>
           <w:lang w:val="fr-CH"/>
         </w:rPr>
-        <w:t>Des expressions telles que</w:t>
-      </w:r>
-      <w:proofErr w:type="gramStart"/>
-      <w:r>
-        <w:rPr>
-          <w:lang w:val="fr-CH"/>
-        </w:rPr>
-        <w:t xml:space="preserve"> «devrait</w:t>
-      </w:r>
-      <w:proofErr w:type="gramEnd"/>
-      <w:r>
-        <w:rPr>
-          <w:lang w:val="fr-CH"/>
-        </w:rPr>
-        <w:t>» ou «dans la mesure du possible»</w:t>
+        <w:t>Des expressions telles que «devrait» ou «dans la mesure du possible»</w:t>
       </w:r>
       <w:r>
         <w:rPr>
@@ -4009,27 +3741,13 @@
         <w:rPr>
           <w:lang w:val="fr-CH"/>
         </w:rPr>
-        <w:t>cer des généralités telles que</w:t>
-      </w:r>
-      <w:proofErr w:type="gramStart"/>
-      <w:r>
-        <w:rPr>
-          <w:lang w:val="fr-CH"/>
-        </w:rPr>
-        <w:t xml:space="preserve"> «</w:t>
-      </w:r>
-      <w:r>
-        <w:rPr>
-          <w:lang w:val="fr-CH"/>
-        </w:rPr>
-        <w:t>les</w:t>
-      </w:r>
-      <w:proofErr w:type="gramEnd"/>
-      <w:r>
-        <w:rPr>
-          <w:lang w:val="fr-CH"/>
-        </w:rPr>
-        <w:t xml:space="preserve"> distances applicables aux plantations conformémen</w:t>
+        <w:t>cer des généralités telles que «</w:t>
+      </w:r>
+      <w:r>
+        <w:rPr>
+          <w:lang w:val="fr-CH"/>
+        </w:rPr>
+        <w:t>les distances applicables aux plantations conformémen</w:t>
       </w:r>
       <w:r>
         <w:rPr>
@@ -4053,21 +3771,7 @@
         <w:rPr>
           <w:lang w:val="fr-CH"/>
         </w:rPr>
-        <w:t>sions peuvent figurer sous les</w:t>
-      </w:r>
-      <w:proofErr w:type="gramStart"/>
-      <w:r>
-        <w:rPr>
-          <w:lang w:val="fr-CH"/>
-        </w:rPr>
-        <w:t xml:space="preserve"> «remarques</w:t>
-      </w:r>
-      <w:proofErr w:type="gramEnd"/>
-      <w:r>
-        <w:rPr>
-          <w:lang w:val="fr-CH"/>
-        </w:rPr>
-        <w:t>»</w:t>
+        <w:t>sions peuvent figurer sous les «remarques»</w:t>
       </w:r>
       <w:r>
         <w:rPr>
@@ -4131,21 +3835,7 @@
         <w:rPr>
           <w:lang w:val="fr-CH"/>
         </w:rPr>
-        <w:t>s ont leur place à la rubrique</w:t>
-      </w:r>
-      <w:proofErr w:type="gramStart"/>
-      <w:r>
-        <w:rPr>
-          <w:lang w:val="fr-CH"/>
-        </w:rPr>
-        <w:t xml:space="preserve"> «appréciation</w:t>
-      </w:r>
-      <w:proofErr w:type="gramEnd"/>
-      <w:r>
-        <w:rPr>
-          <w:lang w:val="fr-CH"/>
-        </w:rPr>
-        <w:t xml:space="preserve"> du projet»</w:t>
+        <w:t>s ont leur place à la rubrique «appréciation du projet»</w:t>
       </w:r>
       <w:r>
         <w:rPr>
@@ -4268,21 +3958,7 @@
         <w:rPr>
           <w:lang w:val="fr-CH"/>
         </w:rPr>
-        <w:t>onc figurer sous les rubriques</w:t>
-      </w:r>
-      <w:proofErr w:type="gramStart"/>
-      <w:r>
-        <w:rPr>
-          <w:lang w:val="fr-CH"/>
-        </w:rPr>
-        <w:t xml:space="preserve"> «conditions</w:t>
-      </w:r>
-      <w:proofErr w:type="gramEnd"/>
-      <w:r>
-        <w:rPr>
-          <w:lang w:val="fr-CH"/>
-        </w:rPr>
-        <w:t>» ou «charges»</w:t>
+        <w:t>onc figurer sous les rubriques «conditions» ou «charges»</w:t>
       </w:r>
       <w:r>
         <w:rPr>
@@ -4656,7 +4332,7 @@
 </file>
 
 <file path=word/endnotes.xml><?xml version="1.0" encoding="utf-8"?>
-<w:endnotes xmlns:wpc="http://schemas.microsoft.com/office/word/2010/wordprocessingCanvas" xmlns:cx="http://schemas.microsoft.com/office/drawing/2014/chartex" xmlns:cx1="http://schemas.microsoft.com/office/drawing/2015/9/8/chartex" xmlns:mc="http://schemas.openxmlformats.org/markup-compatibility/2006" xmlns:o="urn:schemas-microsoft-com:office:office" xmlns:r="http://schemas.openxmlformats.org/officeDocument/2006/relationships" xmlns:m="http://schemas.openxmlformats.org/officeDocument/2006/math" xmlns:v="urn:schemas-microsoft-com:vml" xmlns:wp14="http://schemas.microsoft.com/office/word/2010/wordprocessingDrawing" xmlns:wp="http://schemas.openxmlformats.org/drawingml/2006/wordprocessingDrawing" xmlns:w10="urn:schemas-microsoft-com:office:word" xmlns:w="http://schemas.openxmlformats.org/wordprocessingml/2006/main" xmlns:w14="http://schemas.microsoft.com/office/word/2010/wordml" xmlns:w15="http://schemas.microsoft.com/office/word/2012/wordml" xmlns:w16se="http://schemas.microsoft.com/office/word/2015/wordml/symex" xmlns:wpg="http://schemas.microsoft.com/office/word/2010/wordprocessingGroup" xmlns:wpi="http://schemas.microsoft.com/office/word/2010/wordprocessingInk" xmlns:wne="http://schemas.microsoft.com/office/word/2006/wordml" xmlns:wps="http://schemas.microsoft.com/office/word/2010/wordprocessingShape" mc:Ignorable="w14 w15 w16se wp14">
+<w:endnotes xmlns:wpc="http://schemas.microsoft.com/office/word/2010/wordprocessingCanvas" xmlns:cx="http://schemas.microsoft.com/office/drawing/2014/chartex" xmlns:cx1="http://schemas.microsoft.com/office/drawing/2015/9/8/chartex" xmlns:cx2="http://schemas.microsoft.com/office/drawing/2015/10/21/chartex" xmlns:cx3="http://schemas.microsoft.com/office/drawing/2016/5/9/chartex" xmlns:cx4="http://schemas.microsoft.com/office/drawing/2016/5/10/chartex" xmlns:cx5="http://schemas.microsoft.com/office/drawing/2016/5/11/chartex" xmlns:cx6="http://schemas.microsoft.com/office/drawing/2016/5/12/chartex" xmlns:cx7="http://schemas.microsoft.com/office/drawing/2016/5/13/chartex" xmlns:cx8="http://schemas.microsoft.com/office/drawing/2016/5/14/chartex" xmlns:mc="http://schemas.openxmlformats.org/markup-compatibility/2006" xmlns:aink="http://schemas.microsoft.com/office/drawing/2016/ink" xmlns:am3d="http://schemas.microsoft.com/office/drawing/2017/model3d" xmlns:o="urn:schemas-microsoft-com:office:office" xmlns:oel="http://schemas.microsoft.com/office/2019/extlst" xmlns:r="http://schemas.openxmlformats.org/officeDocument/2006/relationships" xmlns:m="http://schemas.openxmlformats.org/officeDocument/2006/math" xmlns:v="urn:schemas-microsoft-com:vml" xmlns:wp14="http://schemas.microsoft.com/office/word/2010/wordprocessingDrawing" xmlns:wp="http://schemas.openxmlformats.org/drawingml/2006/wordprocessingDrawing" xmlns:w10="urn:schemas-microsoft-com:office:word" xmlns:w="http://schemas.openxmlformats.org/wordprocessingml/2006/main" xmlns:w14="http://schemas.microsoft.com/office/word/2010/wordml" xmlns:w15="http://schemas.microsoft.com/office/word/2012/wordml" xmlns:w16cex="http://schemas.microsoft.com/office/word/2018/wordml/cex" xmlns:w16cid="http://schemas.microsoft.com/office/word/2016/wordml/cid" xmlns:w16="http://schemas.microsoft.com/office/word/2018/wordml" xmlns:w16sdtdh="http://schemas.microsoft.com/office/word/2020/wordml/sdtdatahash" xmlns:w16se="http://schemas.microsoft.com/office/word/2015/wordml/symex" xmlns:wpg="http://schemas.microsoft.com/office/word/2010/wordprocessingGroup" xmlns:wpi="http://schemas.microsoft.com/office/word/2010/wordprocessingInk" xmlns:wne="http://schemas.microsoft.com/office/word/2006/wordml" xmlns:wps="http://schemas.microsoft.com/office/word/2010/wordprocessingShape" mc:Ignorable="w14 w15 w16se w16cid w16 w16cex w16sdtdh wp14">
   <w:endnote w:type="separator" w:id="-1">
     <w:p>
       <w:r>
@@ -4675,7 +4351,7 @@
 </file>
 
 <file path=word/footer1.xml><?xml version="1.0" encoding="utf-8"?>
-<w:ftr xmlns:wpc="http://schemas.microsoft.com/office/word/2010/wordprocessingCanvas" xmlns:cx="http://schemas.microsoft.com/office/drawing/2014/chartex" xmlns:cx1="http://schemas.microsoft.com/office/drawing/2015/9/8/chartex" xmlns:mc="http://schemas.openxmlformats.org/markup-compatibility/2006" xmlns:o="urn:schemas-microsoft-com:office:office" xmlns:r="http://schemas.openxmlformats.org/officeDocument/2006/relationships" xmlns:m="http://schemas.openxmlformats.org/officeDocument/2006/math" xmlns:v="urn:schemas-microsoft-com:vml" xmlns:wp14="http://schemas.microsoft.com/office/word/2010/wordprocessingDrawing" xmlns:wp="http://schemas.openxmlformats.org/drawingml/2006/wordprocessingDrawing" xmlns:w10="urn:schemas-microsoft-com:office:word" xmlns:w="http://schemas.openxmlformats.org/wordprocessingml/2006/main" xmlns:w14="http://schemas.microsoft.com/office/word/2010/wordml" xmlns:w15="http://schemas.microsoft.com/office/word/2012/wordml" xmlns:w16se="http://schemas.microsoft.com/office/word/2015/wordml/symex" xmlns:wpg="http://schemas.microsoft.com/office/word/2010/wordprocessingGroup" xmlns:wpi="http://schemas.microsoft.com/office/word/2010/wordprocessingInk" xmlns:wne="http://schemas.microsoft.com/office/word/2006/wordml" xmlns:wps="http://schemas.microsoft.com/office/word/2010/wordprocessingShape" mc:Ignorable="w14 w15 w16se wp14">
+<w:ftr xmlns:wpc="http://schemas.microsoft.com/office/word/2010/wordprocessingCanvas" xmlns:cx="http://schemas.microsoft.com/office/drawing/2014/chartex" xmlns:cx1="http://schemas.microsoft.com/office/drawing/2015/9/8/chartex" xmlns:cx2="http://schemas.microsoft.com/office/drawing/2015/10/21/chartex" xmlns:cx3="http://schemas.microsoft.com/office/drawing/2016/5/9/chartex" xmlns:cx4="http://schemas.microsoft.com/office/drawing/2016/5/10/chartex" xmlns:cx5="http://schemas.microsoft.com/office/drawing/2016/5/11/chartex" xmlns:cx6="http://schemas.microsoft.com/office/drawing/2016/5/12/chartex" xmlns:cx7="http://schemas.microsoft.com/office/drawing/2016/5/13/chartex" xmlns:cx8="http://schemas.microsoft.com/office/drawing/2016/5/14/chartex" xmlns:mc="http://schemas.openxmlformats.org/markup-compatibility/2006" xmlns:aink="http://schemas.microsoft.com/office/drawing/2016/ink" xmlns:am3d="http://schemas.microsoft.com/office/drawing/2017/model3d" xmlns:o="urn:schemas-microsoft-com:office:office" xmlns:oel="http://schemas.microsoft.com/office/2019/extlst" xmlns:r="http://schemas.openxmlformats.org/officeDocument/2006/relationships" xmlns:m="http://schemas.openxmlformats.org/officeDocument/2006/math" xmlns:v="urn:schemas-microsoft-com:vml" xmlns:wp14="http://schemas.microsoft.com/office/word/2010/wordprocessingDrawing" xmlns:wp="http://schemas.openxmlformats.org/drawingml/2006/wordprocessingDrawing" xmlns:w10="urn:schemas-microsoft-com:office:word" xmlns:w="http://schemas.openxmlformats.org/wordprocessingml/2006/main" xmlns:w14="http://schemas.microsoft.com/office/word/2010/wordml" xmlns:w15="http://schemas.microsoft.com/office/word/2012/wordml" xmlns:w16cex="http://schemas.microsoft.com/office/word/2018/wordml/cex" xmlns:w16cid="http://schemas.microsoft.com/office/word/2016/wordml/cid" xmlns:w16="http://schemas.microsoft.com/office/word/2018/wordml" xmlns:w16sdtdh="http://schemas.microsoft.com/office/word/2020/wordml/sdtdatahash" xmlns:w16se="http://schemas.microsoft.com/office/word/2015/wordml/symex" xmlns:wpg="http://schemas.microsoft.com/office/word/2010/wordprocessingGroup" xmlns:wpi="http://schemas.microsoft.com/office/word/2010/wordprocessingInk" xmlns:wne="http://schemas.microsoft.com/office/word/2006/wordml" xmlns:wps="http://schemas.microsoft.com/office/word/2010/wordprocessingShape" mc:Ignorable="w14 w15 w16se w16cid w16 w16cex w16sdtdh wp14">
   <w:p>
     <w:pPr>
       <w:pStyle w:val="Fuzeile"/>
@@ -4730,7 +4406,7 @@
 </file>
 
 <file path=word/footnotes.xml><?xml version="1.0" encoding="utf-8"?>
-<w:footnotes xmlns:wpc="http://schemas.microsoft.com/office/word/2010/wordprocessingCanvas" xmlns:cx="http://schemas.microsoft.com/office/drawing/2014/chartex" xmlns:cx1="http://schemas.microsoft.com/office/drawing/2015/9/8/chartex" xmlns:mc="http://schemas.openxmlformats.org/markup-compatibility/2006" xmlns:o="urn:schemas-microsoft-com:office:office" xmlns:r="http://schemas.openxmlformats.org/officeDocument/2006/relationships" xmlns:m="http://schemas.openxmlformats.org/officeDocument/2006/math" xmlns:v="urn:schemas-microsoft-com:vml" xmlns:wp14="http://schemas.microsoft.com/office/word/2010/wordprocessingDrawing" xmlns:wp="http://schemas.openxmlformats.org/drawingml/2006/wordprocessingDrawing" xmlns:w10="urn:schemas-microsoft-com:office:word" xmlns:w="http://schemas.openxmlformats.org/wordprocessingml/2006/main" xmlns:w14="http://schemas.microsoft.com/office/word/2010/wordml" xmlns:w15="http://schemas.microsoft.com/office/word/2012/wordml" xmlns:w16se="http://schemas.microsoft.com/office/word/2015/wordml/symex" xmlns:wpg="http://schemas.microsoft.com/office/word/2010/wordprocessingGroup" xmlns:wpi="http://schemas.microsoft.com/office/word/2010/wordprocessingInk" xmlns:wne="http://schemas.microsoft.com/office/word/2006/wordml" xmlns:wps="http://schemas.microsoft.com/office/word/2010/wordprocessingShape" mc:Ignorable="w14 w15 w16se wp14">
+<w:footnotes xmlns:wpc="http://schemas.microsoft.com/office/word/2010/wordprocessingCanvas" xmlns:cx="http://schemas.microsoft.com/office/drawing/2014/chartex" xmlns:cx1="http://schemas.microsoft.com/office/drawing/2015/9/8/chartex" xmlns:cx2="http://schemas.microsoft.com/office/drawing/2015/10/21/chartex" xmlns:cx3="http://schemas.microsoft.com/office/drawing/2016/5/9/chartex" xmlns:cx4="http://schemas.microsoft.com/office/drawing/2016/5/10/chartex" xmlns:cx5="http://schemas.microsoft.com/office/drawing/2016/5/11/chartex" xmlns:cx6="http://schemas.microsoft.com/office/drawing/2016/5/12/chartex" xmlns:cx7="http://schemas.microsoft.com/office/drawing/2016/5/13/chartex" xmlns:cx8="http://schemas.microsoft.com/office/drawing/2016/5/14/chartex" xmlns:mc="http://schemas.openxmlformats.org/markup-compatibility/2006" xmlns:aink="http://schemas.microsoft.com/office/drawing/2016/ink" xmlns:am3d="http://schemas.microsoft.com/office/drawing/2017/model3d" xmlns:o="urn:schemas-microsoft-com:office:office" xmlns:oel="http://schemas.microsoft.com/office/2019/extlst" xmlns:r="http://schemas.openxmlformats.org/officeDocument/2006/relationships" xmlns:m="http://schemas.openxmlformats.org/officeDocument/2006/math" xmlns:v="urn:schemas-microsoft-com:vml" xmlns:wp14="http://schemas.microsoft.com/office/word/2010/wordprocessingDrawing" xmlns:wp="http://schemas.openxmlformats.org/drawingml/2006/wordprocessingDrawing" xmlns:w10="urn:schemas-microsoft-com:office:word" xmlns:w="http://schemas.openxmlformats.org/wordprocessingml/2006/main" xmlns:w14="http://schemas.microsoft.com/office/word/2010/wordml" xmlns:w15="http://schemas.microsoft.com/office/word/2012/wordml" xmlns:w16cex="http://schemas.microsoft.com/office/word/2018/wordml/cex" xmlns:w16cid="http://schemas.microsoft.com/office/word/2016/wordml/cid" xmlns:w16="http://schemas.microsoft.com/office/word/2018/wordml" xmlns:w16sdtdh="http://schemas.microsoft.com/office/word/2020/wordml/sdtdatahash" xmlns:w16se="http://schemas.microsoft.com/office/word/2015/wordml/symex" xmlns:wpg="http://schemas.microsoft.com/office/word/2010/wordprocessingGroup" xmlns:wpi="http://schemas.microsoft.com/office/word/2010/wordprocessingInk" xmlns:wne="http://schemas.microsoft.com/office/word/2006/wordml" xmlns:wps="http://schemas.microsoft.com/office/word/2010/wordprocessingShape" mc:Ignorable="w14 w15 w16se w16cid w16 w16cex w16sdtdh wp14">
   <w:footnote w:type="separator" w:id="-1">
     <w:p>
       <w:r>
@@ -4749,7 +4425,7 @@
 </file>
 
 <file path=word/numbering.xml><?xml version="1.0" encoding="utf-8"?>
-<w:numbering xmlns:wpc="http://schemas.microsoft.com/office/word/2010/wordprocessingCanvas" xmlns:cx="http://schemas.microsoft.com/office/drawing/2014/chartex" xmlns:cx1="http://schemas.microsoft.com/office/drawing/2015/9/8/chartex" xmlns:mc="http://schemas.openxmlformats.org/markup-compatibility/2006" xmlns:o="urn:schemas-microsoft-com:office:office" xmlns:r="http://schemas.openxmlformats.org/officeDocument/2006/relationships" xmlns:m="http://schemas.openxmlformats.org/officeDocument/2006/math" xmlns:v="urn:schemas-microsoft-com:vml" xmlns:wp14="http://schemas.microsoft.com/office/word/2010/wordprocessingDrawing" xmlns:wp="http://schemas.openxmlformats.org/drawingml/2006/wordprocessingDrawing" xmlns:w10="urn:schemas-microsoft-com:office:word" xmlns:w="http://schemas.openxmlformats.org/wordprocessingml/2006/main" xmlns:w14="http://schemas.microsoft.com/office/word/2010/wordml" xmlns:w15="http://schemas.microsoft.com/office/word/2012/wordml" xmlns:w16se="http://schemas.microsoft.com/office/word/2015/wordml/symex" xmlns:wpg="http://schemas.microsoft.com/office/word/2010/wordprocessingGroup" xmlns:wpi="http://schemas.microsoft.com/office/word/2010/wordprocessingInk" xmlns:wne="http://schemas.microsoft.com/office/word/2006/wordml" xmlns:wps="http://schemas.microsoft.com/office/word/2010/wordprocessingShape" mc:Ignorable="w14 w15 w16se wp14">
+<w:numbering xmlns:wpc="http://schemas.microsoft.com/office/word/2010/wordprocessingCanvas" xmlns:cx="http://schemas.microsoft.com/office/drawing/2014/chartex" xmlns:cx1="http://schemas.microsoft.com/office/drawing/2015/9/8/chartex" xmlns:cx2="http://schemas.microsoft.com/office/drawing/2015/10/21/chartex" xmlns:cx3="http://schemas.microsoft.com/office/drawing/2016/5/9/chartex" xmlns:cx4="http://schemas.microsoft.com/office/drawing/2016/5/10/chartex" xmlns:cx5="http://schemas.microsoft.com/office/drawing/2016/5/11/chartex" xmlns:cx6="http://schemas.microsoft.com/office/drawing/2016/5/12/chartex" xmlns:cx7="http://schemas.microsoft.com/office/drawing/2016/5/13/chartex" xmlns:cx8="http://schemas.microsoft.com/office/drawing/2016/5/14/chartex" xmlns:mc="http://schemas.openxmlformats.org/markup-compatibility/2006" xmlns:aink="http://schemas.microsoft.com/office/drawing/2016/ink" xmlns:am3d="http://schemas.microsoft.com/office/drawing/2017/model3d" xmlns:o="urn:schemas-microsoft-com:office:office" xmlns:oel="http://schemas.microsoft.com/office/2019/extlst" xmlns:r="http://schemas.openxmlformats.org/officeDocument/2006/relationships" xmlns:m="http://schemas.openxmlformats.org/officeDocument/2006/math" xmlns:v="urn:schemas-microsoft-com:vml" xmlns:wp14="http://schemas.microsoft.com/office/word/2010/wordprocessingDrawing" xmlns:wp="http://schemas.openxmlformats.org/drawingml/2006/wordprocessingDrawing" xmlns:w10="urn:schemas-microsoft-com:office:word" xmlns:w="http://schemas.openxmlformats.org/wordprocessingml/2006/main" xmlns:w14="http://schemas.microsoft.com/office/word/2010/wordml" xmlns:w15="http://schemas.microsoft.com/office/word/2012/wordml" xmlns:w16cex="http://schemas.microsoft.com/office/word/2018/wordml/cex" xmlns:w16cid="http://schemas.microsoft.com/office/word/2016/wordml/cid" xmlns:w16="http://schemas.microsoft.com/office/word/2018/wordml" xmlns:w16sdtdh="http://schemas.microsoft.com/office/word/2020/wordml/sdtdatahash" xmlns:w16se="http://schemas.microsoft.com/office/word/2015/wordml/symex" xmlns:wpg="http://schemas.microsoft.com/office/word/2010/wordprocessingGroup" xmlns:wpi="http://schemas.microsoft.com/office/word/2010/wordprocessingInk" xmlns:wne="http://schemas.microsoft.com/office/word/2006/wordml" xmlns:wps="http://schemas.microsoft.com/office/word/2010/wordprocessingShape" mc:Ignorable="w14 w15 w16se w16cid w16 w16cex w16sdtdh wp14">
   <w:abstractNum w:abstractNumId="0" w15:restartNumberingAfterBreak="0">
     <w:nsid w:val="1D2E2614"/>
     <w:multiLevelType w:val="multilevel"/>
@@ -5535,32 +5211,32 @@
       </w:rPr>
     </w:lvl>
   </w:abstractNum>
-  <w:num w:numId="1">
+  <w:num w:numId="1" w16cid:durableId="975336570">
     <w:abstractNumId w:val="0"/>
   </w:num>
-  <w:num w:numId="2">
+  <w:num w:numId="2" w16cid:durableId="668681351">
     <w:abstractNumId w:val="1"/>
   </w:num>
-  <w:num w:numId="3">
+  <w:num w:numId="3" w16cid:durableId="1006832453">
     <w:abstractNumId w:val="3"/>
   </w:num>
-  <w:num w:numId="4">
+  <w:num w:numId="4" w16cid:durableId="1259096916">
     <w:abstractNumId w:val="4"/>
   </w:num>
-  <w:num w:numId="5">
+  <w:num w:numId="5" w16cid:durableId="1228567368">
     <w:abstractNumId w:val="5"/>
   </w:num>
-  <w:num w:numId="6">
+  <w:num w:numId="6" w16cid:durableId="1498615191">
     <w:abstractNumId w:val="2"/>
   </w:num>
-  <w:num w:numId="7">
+  <w:num w:numId="7" w16cid:durableId="780344513">
     <w:abstractNumId w:val="6"/>
   </w:num>
 </w:numbering>
 </file>
 
 <file path=word/styles.xml><?xml version="1.0" encoding="utf-8"?>
-<w:styles xmlns:mc="http://schemas.openxmlformats.org/markup-compatibility/2006" xmlns:r="http://schemas.openxmlformats.org/officeDocument/2006/relationships" xmlns:w="http://schemas.openxmlformats.org/wordprocessingml/2006/main" xmlns:w14="http://schemas.microsoft.com/office/word/2010/wordml" xmlns:w15="http://schemas.microsoft.com/office/word/2012/wordml" xmlns:w16se="http://schemas.microsoft.com/office/word/2015/wordml/symex" mc:Ignorable="w14 w15 w16se">
+<w:styles xmlns:mc="http://schemas.openxmlformats.org/markup-compatibility/2006" xmlns:r="http://schemas.openxmlformats.org/officeDocument/2006/relationships" xmlns:w="http://schemas.openxmlformats.org/wordprocessingml/2006/main" xmlns:w14="http://schemas.microsoft.com/office/word/2010/wordml" xmlns:w15="http://schemas.microsoft.com/office/word/2012/wordml" xmlns:w16cex="http://schemas.microsoft.com/office/word/2018/wordml/cex" xmlns:w16cid="http://schemas.microsoft.com/office/word/2016/wordml/cid" xmlns:w16="http://schemas.microsoft.com/office/word/2018/wordml" xmlns:w16sdtdh="http://schemas.microsoft.com/office/word/2020/wordml/sdtdatahash" xmlns:w16se="http://schemas.microsoft.com/office/word/2015/wordml/symex" mc:Ignorable="w14 w15 w16se w16cid w16 w16cex w16sdtdh">
   <w:docDefaults>
     <w:rPrDefault>
       <w:rPr>
@@ -5570,7 +5246,7 @@
     </w:rPrDefault>
     <w:pPrDefault/>
   </w:docDefaults>
-  <w:latentStyles w:defLockedState="0" w:defUIPriority="99" w:defSemiHidden="0" w:defUnhideWhenUsed="0" w:defQFormat="0" w:count="371">
+  <w:latentStyles w:defLockedState="0" w:defUIPriority="99" w:defSemiHidden="0" w:defUnhideWhenUsed="0" w:defQFormat="0" w:count="376">
     <w:lsdException w:name="Normal" w:uiPriority="0" w:qFormat="1"/>
     <w:lsdException w:name="heading 1" w:uiPriority="9" w:qFormat="1"/>
     <w:lsdException w:name="heading 2" w:uiPriority="9" w:qFormat="1"/>
@@ -5933,6 +5609,11 @@
     <w:lsdException w:name="List Table 5 Dark Accent 6" w:uiPriority="50"/>
     <w:lsdException w:name="List Table 6 Colorful Accent 6" w:uiPriority="51"/>
     <w:lsdException w:name="List Table 7 Colorful Accent 6" w:uiPriority="52"/>
+    <w:lsdException w:name="Mention" w:semiHidden="1" w:unhideWhenUsed="1"/>
+    <w:lsdException w:name="Smart Hyperlink" w:semiHidden="1" w:unhideWhenUsed="1"/>
+    <w:lsdException w:name="Hashtag" w:semiHidden="1" w:unhideWhenUsed="1"/>
+    <w:lsdException w:name="Unresolved Mention" w:semiHidden="1" w:unhideWhenUsed="1"/>
+    <w:lsdException w:name="Smart Link" w:semiHidden="1" w:unhideWhenUsed="1"/>
   </w:latentStyles>
   <w:style w:type="paragraph" w:default="1" w:styleId="Standard">
     <w:name w:val="Normal"/>
